--- a/docs/training/print/training-wall.docx
+++ b/docs/training/print/training-wall.docx
@@ -8066,6 +8066,607 @@
                 <w:szCs w:val="18"/>
               </w:rPr>
               <w:t xml:space="preserve">The last spot. Then Sign off this scanner, and the next trainee signs on with their own badge.</w:t>
+            </w:r>
+          </w:p>
+        </w:tc>
+      </w:tr>
+    </w:tbl>
+    <w:p>
+      <w:pPr>
+        <w:keepNext/>
+        <w:spacing w:before="300" w:after="80" w:line="240" w:lineRule="auto"/>
+        <w:jc w:val="left"/>
+      </w:pPr>
+      <w:r>
+        <w:rPr>
+          <w:b/>
+          <w:sz w:val="28"/>
+          <w:szCs w:val="28"/>
+        </w:rPr>
+        <w:t xml:space="preserve">Cycle count practice — on the same wall</w:t>
+      </w:r>
+    </w:p>
+    <w:p>
+      <w:pPr>
+        <w:spacing w:before="0" w:after="120" w:line="240" w:lineRule="auto"/>
+        <w:jc w:val="left"/>
+      </w:pPr>
+      <w:r>
+        <w:rPr>
+          <w:sz w:val="19"/>
+          <w:szCs w:val="19"/>
+        </w:rPr>
+        <w:t xml:space="preserve">A second training count, Training cycle count — not real stock, has a list of 6 bins on this wall. On the scanner: tap Cycle count at the top of the sign-on screen, pick it, scan one badge (on a cycle count the person is the team), then Sign on &amp; load list and Start counting the list. Each bin is counted as it stands, then Bin done.</w:t>
+      </w:r>
+    </w:p>
+    <w:tbl>
+      <w:tblPr>
+        <w:tblW w:w="10800" w:type="dxa"/>
+        <w:tblLayout w:type="fixed"/>
+        <w:tblBorders>
+          <w:top w:val="single" w:sz="8" w:space="0" w:color="BBBBBB"/>
+          <w:left w:val="single" w:sz="8" w:space="0" w:color="BBBBBB"/>
+          <w:bottom w:val="single" w:sz="8" w:space="0" w:color="BBBBBB"/>
+          <w:right w:val="single" w:sz="8" w:space="0" w:color="BBBBBB"/>
+          <w:insideH w:val="single" w:sz="8" w:space="0" w:color="BBBBBB"/>
+          <w:insideV w:val="single" w:sz="8" w:space="0" w:color="BBBBBB"/>
+        </w:tblBorders>
+        <w:tblCellMar>
+          <w:top w:w="80" w:type="dxa"/>
+          <w:left w:w="80" w:type="dxa"/>
+          <w:bottom w:w="80" w:type="dxa"/>
+          <w:right w:w="80" w:type="dxa"/>
+        </w:tblCellMar>
+      </w:tblPr>
+      <w:tblGrid>
+        <w:gridCol w:w="500"/>
+        <w:gridCol w:w="1300"/>
+        <w:gridCol w:w="2200"/>
+        <w:gridCol w:w="6800"/>
+      </w:tblGrid>
+      <w:tr>
+        <w:trPr>
+          <w:cantSplit/>
+        </w:trPr>
+        <w:tc>
+          <w:tcPr>
+            <w:tcW w:w="500" w:type="dxa"/>
+            <w:shd w:val="clear" w:color="auto" w:fill="E8EEF6"/>
+          </w:tcPr>
+          <w:p>
+            <w:pPr>
+              <w:spacing w:before="0" w:after="0" w:line="240" w:lineRule="auto"/>
+              <w:jc w:val="left"/>
+            </w:pPr>
+            <w:r>
+              <w:rPr>
+                <w:b/>
+                <w:sz w:val="18"/>
+                <w:szCs w:val="18"/>
+              </w:rPr>
+              <w:t xml:space="preserve">#</w:t>
+            </w:r>
+          </w:p>
+        </w:tc>
+        <w:tc>
+          <w:tcPr>
+            <w:tcW w:w="1300" w:type="dxa"/>
+            <w:shd w:val="clear" w:color="auto" w:fill="E8EEF6"/>
+          </w:tcPr>
+          <w:p>
+            <w:pPr>
+              <w:spacing w:before="0" w:after="0" w:line="240" w:lineRule="auto"/>
+              <w:jc w:val="left"/>
+            </w:pPr>
+            <w:r>
+              <w:rPr>
+                <w:b/>
+                <w:sz w:val="18"/>
+                <w:szCs w:val="18"/>
+              </w:rPr>
+              <w:t xml:space="preserve">Bin</w:t>
+            </w:r>
+          </w:p>
+        </w:tc>
+        <w:tc>
+          <w:tcPr>
+            <w:tcW w:w="2200" w:type="dxa"/>
+            <w:shd w:val="clear" w:color="auto" w:fill="E8EEF6"/>
+          </w:tcPr>
+          <w:p>
+            <w:pPr>
+              <w:spacing w:before="0" w:after="0" w:line="240" w:lineRule="auto"/>
+              <w:jc w:val="left"/>
+            </w:pPr>
+            <w:r>
+              <w:rPr>
+                <w:b/>
+                <w:sz w:val="18"/>
+                <w:szCs w:val="18"/>
+              </w:rPr>
+              <w:t xml:space="preserve">On the wall</w:t>
+            </w:r>
+          </w:p>
+        </w:tc>
+        <w:tc>
+          <w:tcPr>
+            <w:tcW w:w="6800" w:type="dxa"/>
+            <w:shd w:val="clear" w:color="auto" w:fill="E8EEF6"/>
+          </w:tcPr>
+          <w:p>
+            <w:pPr>
+              <w:spacing w:before="0" w:after="0" w:line="240" w:lineRule="auto"/>
+              <w:jc w:val="left"/>
+            </w:pPr>
+            <w:r>
+              <w:rPr>
+                <w:b/>
+                <w:sz w:val="18"/>
+                <w:szCs w:val="18"/>
+              </w:rPr>
+              <w:t xml:space="preserve">The lesson</w:t>
+            </w:r>
+          </w:p>
+        </w:tc>
+      </w:tr>
+      <w:tr>
+        <w:trPr>
+          <w:cantSplit/>
+        </w:trPr>
+        <w:tc>
+          <w:tcPr>
+            <w:tcW w:w="500" w:type="dxa"/>
+          </w:tcPr>
+          <w:p>
+            <w:pPr>
+              <w:spacing w:before="0" w:after="0" w:line="240" w:lineRule="auto"/>
+              <w:jc w:val="left"/>
+            </w:pPr>
+            <w:r>
+              <w:rPr>
+                <w:sz w:val="18"/>
+                <w:szCs w:val="18"/>
+              </w:rPr>
+              <w:t xml:space="preserve">1</w:t>
+            </w:r>
+          </w:p>
+        </w:tc>
+        <w:tc>
+          <w:tcPr>
+            <w:tcW w:w="1300" w:type="dxa"/>
+          </w:tcPr>
+          <w:p>
+            <w:pPr>
+              <w:spacing w:before="0" w:after="0" w:line="240" w:lineRule="auto"/>
+              <w:jc w:val="left"/>
+            </w:pPr>
+            <w:r>
+              <w:rPr>
+                <w:sz w:val="18"/>
+                <w:szCs w:val="18"/>
+              </w:rPr>
+              <w:t xml:space="preserve">T01A002</w:t>
+            </w:r>
+          </w:p>
+        </w:tc>
+        <w:tc>
+          <w:tcPr>
+            <w:tcW w:w="2200" w:type="dxa"/>
+          </w:tcPr>
+          <w:p>
+            <w:pPr>
+              <w:spacing w:before="0" w:after="0" w:line="240" w:lineRule="auto"/>
+              <w:jc w:val="left"/>
+            </w:pPr>
+            <w:r>
+              <w:rPr>
+                <w:sz w:val="18"/>
+                <w:szCs w:val="18"/>
+              </w:rPr>
+              <w:t xml:space="preserve">TRN-1002, TRN-1003</w:t>
+            </w:r>
+          </w:p>
+        </w:tc>
+        <w:tc>
+          <w:tcPr>
+            <w:tcW w:w="6800" w:type="dxa"/>
+          </w:tcPr>
+          <w:p>
+            <w:pPr>
+              <w:spacing w:before="0" w:after="0" w:line="240" w:lineRule="auto"/>
+              <w:jc w:val="left"/>
+            </w:pPr>
+            <w:r>
+              <w:rPr>
+                <w:sz w:val="18"/>
+                <w:szCs w:val="18"/>
+              </w:rPr>
+              <w:t xml:space="preserve">Two pallets in one bin: count both — rack, pallet, quantity, each time — then tap Bin done. The next bin on the list comes up.</w:t>
+            </w:r>
+          </w:p>
+        </w:tc>
+      </w:tr>
+      <w:tr>
+        <w:trPr>
+          <w:cantSplit/>
+        </w:trPr>
+        <w:tc>
+          <w:tcPr>
+            <w:tcW w:w="500" w:type="dxa"/>
+          </w:tcPr>
+          <w:p>
+            <w:pPr>
+              <w:spacing w:before="0" w:after="0" w:line="240" w:lineRule="auto"/>
+              <w:jc w:val="left"/>
+            </w:pPr>
+            <w:r>
+              <w:rPr>
+                <w:sz w:val="18"/>
+                <w:szCs w:val="18"/>
+              </w:rPr>
+              <w:t xml:space="preserve">2</w:t>
+            </w:r>
+          </w:p>
+        </w:tc>
+        <w:tc>
+          <w:tcPr>
+            <w:tcW w:w="1300" w:type="dxa"/>
+          </w:tcPr>
+          <w:p>
+            <w:pPr>
+              <w:spacing w:before="0" w:after="0" w:line="240" w:lineRule="auto"/>
+              <w:jc w:val="left"/>
+            </w:pPr>
+            <w:r>
+              <w:rPr>
+                <w:sz w:val="18"/>
+                <w:szCs w:val="18"/>
+              </w:rPr>
+              <w:t xml:space="preserve">T01A003</w:t>
+            </w:r>
+          </w:p>
+        </w:tc>
+        <w:tc>
+          <w:tcPr>
+            <w:tcW w:w="2200" w:type="dxa"/>
+          </w:tcPr>
+          <w:p>
+            <w:pPr>
+              <w:spacing w:before="0" w:after="0" w:line="240" w:lineRule="auto"/>
+              <w:jc w:val="left"/>
+            </w:pPr>
+            <w:r>
+              <w:rPr>
+                <w:sz w:val="18"/>
+                <w:szCs w:val="18"/>
+              </w:rPr>
+              <w:t xml:space="preserve">nothing</w:t>
+            </w:r>
+          </w:p>
+        </w:tc>
+        <w:tc>
+          <w:tcPr>
+            <w:tcW w:w="6800" w:type="dxa"/>
+          </w:tcPr>
+          <w:p>
+            <w:pPr>
+              <w:spacing w:before="0" w:after="0" w:line="240" w:lineRule="auto"/>
+              <w:jc w:val="left"/>
+            </w:pPr>
+            <w:r>
+              <w:rPr>
+                <w:sz w:val="18"/>
+                <w:szCs w:val="18"/>
+              </w:rPr>
+              <w:t xml:space="preserve">Nothing in it: scan the rack, Bin is EMPTY, Yes. An empty bin finishes by itself.</w:t>
+            </w:r>
+          </w:p>
+        </w:tc>
+      </w:tr>
+      <w:tr>
+        <w:trPr>
+          <w:cantSplit/>
+        </w:trPr>
+        <w:tc>
+          <w:tcPr>
+            <w:tcW w:w="500" w:type="dxa"/>
+          </w:tcPr>
+          <w:p>
+            <w:pPr>
+              <w:spacing w:before="0" w:after="0" w:line="240" w:lineRule="auto"/>
+              <w:jc w:val="left"/>
+            </w:pPr>
+            <w:r>
+              <w:rPr>
+                <w:sz w:val="18"/>
+                <w:szCs w:val="18"/>
+              </w:rPr>
+              <w:t xml:space="preserve">3</w:t>
+            </w:r>
+          </w:p>
+        </w:tc>
+        <w:tc>
+          <w:tcPr>
+            <w:tcW w:w="1300" w:type="dxa"/>
+          </w:tcPr>
+          <w:p>
+            <w:pPr>
+              <w:spacing w:before="0" w:after="0" w:line="240" w:lineRule="auto"/>
+              <w:jc w:val="left"/>
+            </w:pPr>
+            <w:r>
+              <w:rPr>
+                <w:sz w:val="18"/>
+                <w:szCs w:val="18"/>
+              </w:rPr>
+              <w:t xml:space="preserve">T01A007</w:t>
+            </w:r>
+          </w:p>
+        </w:tc>
+        <w:tc>
+          <w:tcPr>
+            <w:tcW w:w="2200" w:type="dxa"/>
+          </w:tcPr>
+          <w:p>
+            <w:pPr>
+              <w:spacing w:before="0" w:after="0" w:line="240" w:lineRule="auto"/>
+              <w:jc w:val="left"/>
+            </w:pPr>
+            <w:r>
+              <w:rPr>
+                <w:sz w:val="18"/>
+                <w:szCs w:val="18"/>
+              </w:rPr>
+              <w:t xml:space="preserve">TRN-1007, TRN-9999</w:t>
+            </w:r>
+          </w:p>
+        </w:tc>
+        <w:tc>
+          <w:tcPr>
+            <w:tcW w:w="6800" w:type="dxa"/>
+          </w:tcPr>
+          <w:p>
+            <w:pPr>
+              <w:spacing w:before="0" w:after="0" w:line="240" w:lineRule="auto"/>
+              <w:jc w:val="left"/>
+            </w:pPr>
+            <w:r>
+              <w:rPr>
+                <w:sz w:val="18"/>
+                <w:szCs w:val="18"/>
+              </w:rPr>
+              <w:t xml:space="preserve">TRN-1007 and TRN-9999: count TRN-1007, then TRN-9999 asks Count it anyway? — YES, count it. Then Bin done.</w:t>
+            </w:r>
+          </w:p>
+        </w:tc>
+      </w:tr>
+      <w:tr>
+        <w:trPr>
+          <w:cantSplit/>
+        </w:trPr>
+        <w:tc>
+          <w:tcPr>
+            <w:tcW w:w="500" w:type="dxa"/>
+          </w:tcPr>
+          <w:p>
+            <w:pPr>
+              <w:spacing w:before="0" w:after="0" w:line="240" w:lineRule="auto"/>
+              <w:jc w:val="left"/>
+            </w:pPr>
+            <w:r>
+              <w:rPr>
+                <w:sz w:val="18"/>
+                <w:szCs w:val="18"/>
+              </w:rPr>
+              <w:t xml:space="preserve">4</w:t>
+            </w:r>
+          </w:p>
+        </w:tc>
+        <w:tc>
+          <w:tcPr>
+            <w:tcW w:w="1300" w:type="dxa"/>
+          </w:tcPr>
+          <w:p>
+            <w:pPr>
+              <w:spacing w:before="0" w:after="0" w:line="240" w:lineRule="auto"/>
+              <w:jc w:val="left"/>
+            </w:pPr>
+            <w:r>
+              <w:rPr>
+                <w:sz w:val="18"/>
+                <w:szCs w:val="18"/>
+              </w:rPr>
+              <w:t xml:space="preserve">T01B001</w:t>
+            </w:r>
+          </w:p>
+        </w:tc>
+        <w:tc>
+          <w:tcPr>
+            <w:tcW w:w="2200" w:type="dxa"/>
+          </w:tcPr>
+          <w:p>
+            <w:pPr>
+              <w:spacing w:before="0" w:after="0" w:line="240" w:lineRule="auto"/>
+              <w:jc w:val="left"/>
+            </w:pPr>
+            <w:r>
+              <w:rPr>
+                <w:sz w:val="18"/>
+                <w:szCs w:val="18"/>
+              </w:rPr>
+              <w:t xml:space="preserve">TRN-1010</w:t>
+            </w:r>
+          </w:p>
+        </w:tc>
+        <w:tc>
+          <w:tcPr>
+            <w:tcW w:w="6800" w:type="dxa"/>
+          </w:tcPr>
+          <w:p>
+            <w:pPr>
+              <w:spacing w:before="0" w:after="0" w:line="240" w:lineRule="auto"/>
+              <w:jc w:val="left"/>
+            </w:pPr>
+            <w:r>
+              <w:rPr>
+                <w:sz w:val="18"/>
+                <w:szCs w:val="18"/>
+              </w:rPr>
+              <w:t xml:space="preserve">The torn label: Label will not scan → I can read it — let me type it → TRN-1010 on the scanner’s keys. Then Bin done.</w:t>
+            </w:r>
+          </w:p>
+        </w:tc>
+      </w:tr>
+      <w:tr>
+        <w:trPr>
+          <w:cantSplit/>
+        </w:trPr>
+        <w:tc>
+          <w:tcPr>
+            <w:tcW w:w="500" w:type="dxa"/>
+          </w:tcPr>
+          <w:p>
+            <w:pPr>
+              <w:spacing w:before="0" w:after="0" w:line="240" w:lineRule="auto"/>
+              <w:jc w:val="left"/>
+            </w:pPr>
+            <w:r>
+              <w:rPr>
+                <w:sz w:val="18"/>
+                <w:szCs w:val="18"/>
+              </w:rPr>
+              <w:t xml:space="preserve">5</w:t>
+            </w:r>
+          </w:p>
+        </w:tc>
+        <w:tc>
+          <w:tcPr>
+            <w:tcW w:w="1300" w:type="dxa"/>
+          </w:tcPr>
+          <w:p>
+            <w:pPr>
+              <w:spacing w:before="0" w:after="0" w:line="240" w:lineRule="auto"/>
+              <w:jc w:val="left"/>
+            </w:pPr>
+            <w:r>
+              <w:rPr>
+                <w:sz w:val="18"/>
+                <w:szCs w:val="18"/>
+              </w:rPr>
+              <w:t xml:space="preserve">T02A004</w:t>
+            </w:r>
+          </w:p>
+        </w:tc>
+        <w:tc>
+          <w:tcPr>
+            <w:tcW w:w="2200" w:type="dxa"/>
+          </w:tcPr>
+          <w:p>
+            <w:pPr>
+              <w:spacing w:before="0" w:after="0" w:line="240" w:lineRule="auto"/>
+              <w:jc w:val="left"/>
+            </w:pPr>
+            <w:r>
+              <w:rPr>
+                <w:sz w:val="18"/>
+                <w:szCs w:val="18"/>
+              </w:rPr>
+              <w:t xml:space="preserve">TRN-2004, TRN-2005</w:t>
+            </w:r>
+          </w:p>
+        </w:tc>
+        <w:tc>
+          <w:tcPr>
+            <w:tcW w:w="6800" w:type="dxa"/>
+          </w:tcPr>
+          <w:p>
+            <w:pPr>
+              <w:spacing w:before="0" w:after="0" w:line="240" w:lineRule="auto"/>
+              <w:jc w:val="left"/>
+            </w:pPr>
+            <w:r>
+              <w:rPr>
+                <w:sz w:val="18"/>
+                <w:szCs w:val="18"/>
+              </w:rPr>
+              <w:t xml:space="preserve">Scan the rack of T02A005 first, by mistake: the scanner refuses it — this cycle count is for T02A004. Then count both pallets and tap Bin done.</w:t>
+            </w:r>
+          </w:p>
+        </w:tc>
+      </w:tr>
+      <w:tr>
+        <w:trPr>
+          <w:cantSplit/>
+        </w:trPr>
+        <w:tc>
+          <w:tcPr>
+            <w:tcW w:w="500" w:type="dxa"/>
+          </w:tcPr>
+          <w:p>
+            <w:pPr>
+              <w:spacing w:before="0" w:after="0" w:line="240" w:lineRule="auto"/>
+              <w:jc w:val="left"/>
+            </w:pPr>
+            <w:r>
+              <w:rPr>
+                <w:sz w:val="18"/>
+                <w:szCs w:val="18"/>
+              </w:rPr>
+              <w:t xml:space="preserve">6</w:t>
+            </w:r>
+          </w:p>
+        </w:tc>
+        <w:tc>
+          <w:tcPr>
+            <w:tcW w:w="1300" w:type="dxa"/>
+          </w:tcPr>
+          <w:p>
+            <w:pPr>
+              <w:spacing w:before="0" w:after="0" w:line="240" w:lineRule="auto"/>
+              <w:jc w:val="left"/>
+            </w:pPr>
+            <w:r>
+              <w:rPr>
+                <w:sz w:val="18"/>
+                <w:szCs w:val="18"/>
+              </w:rPr>
+              <w:t xml:space="preserve">T02A006</w:t>
+            </w:r>
+          </w:p>
+        </w:tc>
+        <w:tc>
+          <w:tcPr>
+            <w:tcW w:w="2200" w:type="dxa"/>
+          </w:tcPr>
+          <w:p>
+            <w:pPr>
+              <w:spacing w:before="0" w:after="0" w:line="240" w:lineRule="auto"/>
+              <w:jc w:val="left"/>
+            </w:pPr>
+            <w:r>
+              <w:rPr>
+                <w:sz w:val="18"/>
+                <w:szCs w:val="18"/>
+              </w:rPr>
+              <w:t xml:space="preserve">TRN-2007</w:t>
+            </w:r>
+          </w:p>
+        </w:tc>
+        <w:tc>
+          <w:tcPr>
+            <w:tcW w:w="6800" w:type="dxa"/>
+          </w:tcPr>
+          <w:p>
+            <w:pPr>
+              <w:spacing w:before="0" w:after="0" w:line="240" w:lineRule="auto"/>
+              <w:jc w:val="left"/>
+            </w:pPr>
+            <w:r>
+              <w:rPr>
+                <w:sz w:val="18"/>
+                <w:szCs w:val="18"/>
+              </w:rPr>
+              <w:t xml:space="preserve">The last bin on the list. Count it and tap Bin done: the list is empty. Sign off this scanner, and the next trainee signs on with their own badge.</w:t>
             </w:r>
           </w:p>
         </w:tc>
